--- a/docs/project-mto/Shift-Left User Stories - Batch 2 (Recognition & Progress Weight).docx
+++ b/docs/project-mto/Shift-Left User Stories - Batch 2 (Recognition & Progress Weight).docx
@@ -527,7 +527,7 @@
           <w:sz w:val="20"/>
           <w:szCs w:val="20"/>
         </w:rPr>
-        <w:t xml:space="preserve">Batch 2 decomposes PRD Story 8 (one recognition engine for T&amp;M, Input and Output) and Story 9 (progress weight on the phase) into 12 sprint-ready stories with 72 tagged acceptance criteria, 58 story points in total. This is the batch the PRD calls highest-risk (PSAK 72), and it is where prototype gaps P1 (recognition and billing posted in one action) and P2 (weight on a separate milestone list) are closed.</w:t>
+        <w:t xml:space="preserve">Batch 2 decomposes PRD Story 8 (one recognition engine for T&amp;M, Input and Output) and Story 9 (progress weight on the phase) into 12 sprint-ready stories with 74 tagged acceptance criteria, 58 story points in total. This is the batch the PRD calls highest-risk (PSAK 72), and it is where prototype gaps P1 (recognition and billing posted in one action) and P2 (weight on a separate milestone list) are closed.</w:t>
       </w:r>
     </w:p>
     <w:p>
@@ -572,7 +572,7 @@
           <w:sz w:val="20"/>
           <w:szCs w:val="20"/>
         </w:rPr>
-        <w:t xml:space="preserve">14 gaps and decisions </w:t>
+        <w:t xml:space="preserve">15 gaps and decisions </w:t>
       </w:r>
       <w:r>
         <w:rPr>
@@ -600,7 +600,7 @@
           <w:sz w:val="20"/>
           <w:szCs w:val="20"/>
         </w:rPr>
-        <w:t xml:space="preserve">2 new requirements </w:t>
+        <w:t xml:space="preserve">3 new requirements </w:t>
       </w:r>
       <w:r>
         <w:rPr>
@@ -608,7 +608,7 @@
           <w:sz w:val="20"/>
           <w:szCs w:val="20"/>
         </w:rPr>
-        <w:t xml:space="preserve">the PRD never specified: G6 (a wrong recognition is corrected by a Finance-only reversal posting, never by deleting it) and G10 (a reason is required for every T&amp;M write-down and write-up).</w:t>
+        <w:t xml:space="preserve">the PRD never specified: G6 (a wrong recognition is corrected by a Finance-only reversal posting, never by deleting it), G10 (a reason is required for every T&amp;M write-down and write-up) and G13 (a completion true-up so an Input or unit-measured job that finishes under plan can close).</w:t>
       </w:r>
     </w:p>
     <w:p>
@@ -19245,7 +19245,7 @@
                 <w:sz w:val="18"/>
                 <w:szCs w:val="18"/>
               </w:rPr>
-              <w:t xml:space="preserve">Given Kamala seed (36 of 80 units, 30% recognised), Then % complete reads 45% and Recognition due Rp100.410.000.</w:t>
+              <w:t xml:space="preserve">Given Kamala seed (36 of 80 units; Rp194.940.000 recognised incl. the VO-2606-01 catch-up; contract Rp649.800.000), Then % complete reads 45% and Recognition due Rp97.470.000.</w:t>
             </w:r>
           </w:p>
         </w:tc>
@@ -21226,6 +21226,95 @@
           </w:p>
         </w:tc>
       </w:tr>
+      <w:tr>
+        <w:tc>
+          <w:tcPr>
+            <w:tcW w:type="dxa" w:w="1200"/>
+            <w:tcBorders>
+              <w:top w:val="single" w:color="D0D6DD" w:sz="4"/>
+              <w:left w:val="single" w:color="D0D6DD" w:sz="4"/>
+              <w:bottom w:val="single" w:color="D0D6DD" w:sz="4"/>
+              <w:right w:val="single" w:color="D0D6DD" w:sz="4"/>
+            </w:tcBorders>
+            <w:tcMar>
+              <w:top w:type="dxa" w:w="60"/>
+              <w:left w:type="dxa" w:w="90"/>
+              <w:bottom w:type="dxa" w:w="60"/>
+              <w:right w:type="dxa" w:w="90"/>
+            </w:tcMar>
+          </w:tcPr>
+          <w:p>
+            <w:r>
+              <w:rPr>
+                <w:rFonts w:ascii="Arial" w:cs="Arial" w:eastAsia="Arial" w:hAnsi="Arial"/>
+                <w:b w:val="false"/>
+                <w:bCs w:val="false"/>
+                <w:sz w:val="18"/>
+                <w:szCs w:val="18"/>
+              </w:rPr>
+              <w:t xml:space="preserve">REC-05-AC7</w:t>
+            </w:r>
+          </w:p>
+        </w:tc>
+        <w:tc>
+          <w:tcPr>
+            <w:tcW w:type="dxa" w:w="1100"/>
+            <w:tcBorders>
+              <w:top w:val="single" w:color="D0D6DD" w:sz="4"/>
+              <w:left w:val="single" w:color="D0D6DD" w:sz="4"/>
+              <w:bottom w:val="single" w:color="D0D6DD" w:sz="4"/>
+              <w:right w:val="single" w:color="D0D6DD" w:sz="4"/>
+            </w:tcBorders>
+            <w:tcMar>
+              <w:top w:type="dxa" w:w="60"/>
+              <w:left w:type="dxa" w:w="90"/>
+              <w:bottom w:type="dxa" w:w="60"/>
+              <w:right w:type="dxa" w:w="90"/>
+            </w:tcMar>
+          </w:tcPr>
+          <w:p>
+            <w:r>
+              <w:rPr>
+                <w:rFonts w:ascii="Arial" w:cs="Arial" w:eastAsia="Arial" w:hAnsi="Arial"/>
+                <w:b w:val="false"/>
+                <w:bCs w:val="false"/>
+                <w:sz w:val="18"/>
+                <w:szCs w:val="18"/>
+              </w:rPr>
+              <w:t xml:space="preserve">Edge</w:t>
+            </w:r>
+          </w:p>
+        </w:tc>
+        <w:tc>
+          <w:tcPr>
+            <w:tcW w:type="dxa" w:w="6726"/>
+            <w:tcBorders>
+              <w:top w:val="single" w:color="D0D6DD" w:sz="4"/>
+              <w:left w:val="single" w:color="D0D6DD" w:sz="4"/>
+              <w:bottom w:val="single" w:color="D0D6DD" w:sz="4"/>
+              <w:right w:val="single" w:color="D0D6DD" w:sz="4"/>
+            </w:tcBorders>
+            <w:tcMar>
+              <w:top w:type="dxa" w:w="60"/>
+              <w:left w:type="dxa" w:w="90"/>
+              <w:bottom w:type="dxa" w:w="60"/>
+              <w:right w:type="dxa" w:w="90"/>
+            </w:tcMar>
+          </w:tcPr>
+          <w:p>
+            <w:r>
+              <w:rPr>
+                <w:rFonts w:ascii="Arial" w:cs="Arial" w:eastAsia="Arial" w:hAnsi="Arial"/>
+                <w:b w:val="false"/>
+                <w:bCs w:val="false"/>
+                <w:sz w:val="18"/>
+                <w:szCs w:val="18"/>
+              </w:rPr>
+              <w:t xml:space="preserve">Given every work package is technically complete but % complete &lt; 100% (finished under budget), Then Finance can post a completion true-up for the remaining contract value, and the close gate treats recognition as final once recognised = contract value (G13).</w:t>
+            </w:r>
+          </w:p>
+        </w:tc>
+      </w:tr>
     </w:tbl>
     <w:p>
       <w:pPr>
@@ -22846,6 +22935,95 @@
           </w:p>
         </w:tc>
       </w:tr>
+      <w:tr>
+        <w:tc>
+          <w:tcPr>
+            <w:tcW w:type="dxa" w:w="1200"/>
+            <w:tcBorders>
+              <w:top w:val="single" w:color="D0D6DD" w:sz="4"/>
+              <w:left w:val="single" w:color="D0D6DD" w:sz="4"/>
+              <w:bottom w:val="single" w:color="D0D6DD" w:sz="4"/>
+              <w:right w:val="single" w:color="D0D6DD" w:sz="4"/>
+            </w:tcBorders>
+            <w:tcMar>
+              <w:top w:type="dxa" w:w="60"/>
+              <w:left w:type="dxa" w:w="90"/>
+              <w:bottom w:type="dxa" w:w="60"/>
+              <w:right w:type="dxa" w:w="90"/>
+            </w:tcMar>
+          </w:tcPr>
+          <w:p>
+            <w:r>
+              <w:rPr>
+                <w:rFonts w:ascii="Arial" w:cs="Arial" w:eastAsia="Arial" w:hAnsi="Arial"/>
+                <w:b w:val="false"/>
+                <w:bCs w:val="false"/>
+                <w:sz w:val="18"/>
+                <w:szCs w:val="18"/>
+              </w:rPr>
+              <w:t xml:space="preserve">REC-06-AC6</w:t>
+            </w:r>
+          </w:p>
+        </w:tc>
+        <w:tc>
+          <w:tcPr>
+            <w:tcW w:type="dxa" w:w="1100"/>
+            <w:tcBorders>
+              <w:top w:val="single" w:color="D0D6DD" w:sz="4"/>
+              <w:left w:val="single" w:color="D0D6DD" w:sz="4"/>
+              <w:bottom w:val="single" w:color="D0D6DD" w:sz="4"/>
+              <w:right w:val="single" w:color="D0D6DD" w:sz="4"/>
+            </w:tcBorders>
+            <w:tcMar>
+              <w:top w:type="dxa" w:w="60"/>
+              <w:left w:type="dxa" w:w="90"/>
+              <w:bottom w:type="dxa" w:w="60"/>
+              <w:right w:type="dxa" w:w="90"/>
+            </w:tcMar>
+          </w:tcPr>
+          <w:p>
+            <w:r>
+              <w:rPr>
+                <w:rFonts w:ascii="Arial" w:cs="Arial" w:eastAsia="Arial" w:hAnsi="Arial"/>
+                <w:b w:val="false"/>
+                <w:bCs w:val="false"/>
+                <w:sz w:val="18"/>
+                <w:szCs w:val="18"/>
+              </w:rPr>
+              <w:t xml:space="preserve">Data check</w:t>
+            </w:r>
+          </w:p>
+        </w:tc>
+        <w:tc>
+          <w:tcPr>
+            <w:tcW w:type="dxa" w:w="6726"/>
+            <w:tcBorders>
+              <w:top w:val="single" w:color="D0D6DD" w:sz="4"/>
+              <w:left w:val="single" w:color="D0D6DD" w:sz="4"/>
+              <w:bottom w:val="single" w:color="D0D6DD" w:sz="4"/>
+              <w:right w:val="single" w:color="D0D6DD" w:sz="4"/>
+            </w:tcBorders>
+            <w:tcMar>
+              <w:top w:type="dxa" w:w="60"/>
+              <w:left w:type="dxa" w:w="90"/>
+              <w:bottom w:type="dxa" w:w="60"/>
+              <w:right w:type="dxa" w:w="90"/>
+            </w:tcMar>
+          </w:tcPr>
+          <w:p>
+            <w:r>
+              <w:rPr>
+                <w:rFonts w:ascii="Arial" w:cs="Arial" w:eastAsia="Arial" w:hAnsi="Arial"/>
+                <w:b w:val="false"/>
+                <w:bCs w:val="false"/>
+                <w:sz w:val="18"/>
+                <w:szCs w:val="18"/>
+              </w:rPr>
+              <w:t xml:space="preserve">Given PS-2604 entry TS/2026/0522 (7 h × Rp500.000 = Rp3.500.000), When I choose Write-down to Rp1.750.000 with a reason, Then the entry bills Rp1.750.000 and the audit entry reads “Write-down on TS/2026/0522: Rp3.500.000 → Rp1.750.000”.</w:t>
+            </w:r>
+          </w:p>
+        </w:tc>
+      </w:tr>
     </w:tbl>
     <w:p>
       <w:pPr>
@@ -27285,7 +27463,7 @@
                 <w:sz w:val="18"/>
                 <w:szCs w:val="18"/>
               </w:rPr>
-              <w:t xml:space="preserve">Kamala Output · unit (36 of 80 units, 30% recognised, contract Rp649.800.000)</w:t>
+              <w:t xml:space="preserve">Kamala Output · unit (36 of 80 units, Rp194.940.000 recognised incl. VO catch-up, contract Rp649.800.000)</w:t>
             </w:r>
           </w:p>
         </w:tc>
@@ -27314,7 +27492,67 @@
                 <w:sz w:val="18"/>
                 <w:szCs w:val="18"/>
               </w:rPr>
-              <w:t xml:space="preserve">% complete 45%; recognition due Rp100.410.000</w:t>
+              <w:t xml:space="preserve">% complete 45%; recognition due Rp97.470.000</w:t>
+            </w:r>
+          </w:p>
+        </w:tc>
+      </w:tr>
+      <w:tr>
+        <w:tc>
+          <w:tcPr>
+            <w:tcW w:type="dxa" w:w="4000"/>
+            <w:tcBorders>
+              <w:top w:val="single" w:color="D0D6DD" w:sz="4"/>
+              <w:left w:val="single" w:color="D0D6DD" w:sz="4"/>
+              <w:bottom w:val="single" w:color="D0D6DD" w:sz="4"/>
+              <w:right w:val="single" w:color="D0D6DD" w:sz="4"/>
+            </w:tcBorders>
+            <w:tcMar>
+              <w:top w:type="dxa" w:w="60"/>
+              <w:left w:type="dxa" w:w="90"/>
+              <w:bottom w:type="dxa" w:w="60"/>
+              <w:right w:type="dxa" w:w="90"/>
+            </w:tcMar>
+          </w:tcPr>
+          <w:p>
+            <w:r>
+              <w:rPr>
+                <w:rFonts w:ascii="Arial" w:cs="Arial" w:eastAsia="Arial" w:hAnsi="Arial"/>
+                <w:b w:val="false"/>
+                <w:bCs w:val="false"/>
+                <w:sz w:val="18"/>
+                <w:szCs w:val="18"/>
+              </w:rPr>
+              <w:t xml:space="preserve">PS-2604 T&amp;M write-down on TS/2026/0522 (7 h × Rp500.000)</w:t>
+            </w:r>
+          </w:p>
+        </w:tc>
+        <w:tc>
+          <w:tcPr>
+            <w:tcW w:type="dxa" w:w="5026"/>
+            <w:tcBorders>
+              <w:top w:val="single" w:color="D0D6DD" w:sz="4"/>
+              <w:left w:val="single" w:color="D0D6DD" w:sz="4"/>
+              <w:bottom w:val="single" w:color="D0D6DD" w:sz="4"/>
+              <w:right w:val="single" w:color="D0D6DD" w:sz="4"/>
+            </w:tcBorders>
+            <w:tcMar>
+              <w:top w:type="dxa" w:w="60"/>
+              <w:left w:type="dxa" w:w="90"/>
+              <w:bottom w:type="dxa" w:w="60"/>
+              <w:right w:type="dxa" w:w="90"/>
+            </w:tcMar>
+          </w:tcPr>
+          <w:p>
+            <w:r>
+              <w:rPr>
+                <w:rFonts w:ascii="Arial" w:cs="Arial" w:eastAsia="Arial" w:hAnsi="Arial"/>
+                <w:b w:val="false"/>
+                <w:bCs w:val="false"/>
+                <w:sz w:val="18"/>
+                <w:szCs w:val="18"/>
+              </w:rPr>
+              <w:t xml:space="preserve">Bills Rp1.750.000 instead of Rp3.500.000; audited with reason</w:t>
             </w:r>
           </w:p>
         </w:tc>
@@ -28903,6 +29141,153 @@
                 <w:szCs w:val="18"/>
               </w:rPr>
               <w:t xml:space="preserve">Product</w:t>
+            </w:r>
+          </w:p>
+        </w:tc>
+      </w:tr>
+      <w:tr>
+        <w:tc>
+          <w:tcPr>
+            <w:tcW w:type="dxa" w:w="700"/>
+            <w:tcBorders>
+              <w:top w:val="single" w:color="D0D6DD" w:sz="4"/>
+              <w:left w:val="single" w:color="D0D6DD" w:sz="4"/>
+              <w:bottom w:val="single" w:color="D0D6DD" w:sz="4"/>
+              <w:right w:val="single" w:color="D0D6DD" w:sz="4"/>
+            </w:tcBorders>
+            <w:tcMar>
+              <w:top w:type="dxa" w:w="60"/>
+              <w:left w:type="dxa" w:w="90"/>
+              <w:bottom w:type="dxa" w:w="60"/>
+              <w:right w:type="dxa" w:w="90"/>
+            </w:tcMar>
+          </w:tcPr>
+          <w:p>
+            <w:r>
+              <w:rPr>
+                <w:rFonts w:ascii="Arial" w:cs="Arial" w:eastAsia="Arial" w:hAnsi="Arial"/>
+                <w:b w:val="false"/>
+                <w:bCs w:val="false"/>
+                <w:sz w:val="18"/>
+                <w:szCs w:val="18"/>
+              </w:rPr>
+              <w:t xml:space="preserve">G13</w:t>
+            </w:r>
+          </w:p>
+        </w:tc>
+        <w:tc>
+          <w:tcPr>
+            <w:tcW w:type="dxa" w:w="2600"/>
+            <w:tcBorders>
+              <w:top w:val="single" w:color="D0D6DD" w:sz="4"/>
+              <w:left w:val="single" w:color="D0D6DD" w:sz="4"/>
+              <w:bottom w:val="single" w:color="D0D6DD" w:sz="4"/>
+              <w:right w:val="single" w:color="D0D6DD" w:sz="4"/>
+            </w:tcBorders>
+            <w:tcMar>
+              <w:top w:type="dxa" w:w="60"/>
+              <w:left w:type="dxa" w:w="90"/>
+              <w:bottom w:type="dxa" w:w="60"/>
+              <w:right w:type="dxa" w:w="90"/>
+            </w:tcMar>
+          </w:tcPr>
+          <w:p>
+            <w:r>
+              <w:rPr>
+                <w:rFonts w:ascii="Arial" w:cs="Arial" w:eastAsia="Arial" w:hAnsi="Arial"/>
+                <w:b w:val="false"/>
+                <w:bCs w:val="false"/>
+                <w:sz w:val="18"/>
+                <w:szCs w:val="18"/>
+              </w:rPr>
+              <w:t xml:space="preserve">How recognition becomes final when an Input or Output · unit job finishes under plan (cost &lt; budget or units &lt; planned) — % complete never reaches 100%, so the close gate could never pass.</w:t>
+            </w:r>
+          </w:p>
+        </w:tc>
+        <w:tc>
+          <w:tcPr>
+            <w:tcW w:type="dxa" w:w="3526"/>
+            <w:tcBorders>
+              <w:top w:val="single" w:color="D0D6DD" w:sz="4"/>
+              <w:left w:val="single" w:color="D0D6DD" w:sz="4"/>
+              <w:bottom w:val="single" w:color="D0D6DD" w:sz="4"/>
+              <w:right w:val="single" w:color="D0D6DD" w:sz="4"/>
+            </w:tcBorders>
+            <w:tcMar>
+              <w:top w:type="dxa" w:w="60"/>
+              <w:left w:type="dxa" w:w="90"/>
+              <w:bottom w:type="dxa" w:w="60"/>
+              <w:right w:type="dxa" w:w="90"/>
+            </w:tcMar>
+          </w:tcPr>
+          <w:p>
+            <w:r>
+              <w:rPr>
+                <w:rFonts w:ascii="Arial" w:cs="Arial" w:eastAsia="Arial" w:hAnsi="Arial"/>
+                <w:b w:val="false"/>
+                <w:bCs w:val="false"/>
+                <w:sz w:val="18"/>
+                <w:szCs w:val="18"/>
+              </w:rPr>
+              <w:t xml:space="preserve">Once every work package is technically complete, Finance posts a completion true-up for the remaining contract value. The close gate checks recognised = contract value, not % complete = 100. Milestone projects finish by verifying every phase.</w:t>
+            </w:r>
+          </w:p>
+        </w:tc>
+        <w:tc>
+          <w:tcPr>
+            <w:tcW w:type="dxa" w:w="1200"/>
+            <w:tcBorders>
+              <w:top w:val="single" w:color="D0D6DD" w:sz="4"/>
+              <w:left w:val="single" w:color="D0D6DD" w:sz="4"/>
+              <w:bottom w:val="single" w:color="D0D6DD" w:sz="4"/>
+              <w:right w:val="single" w:color="D0D6DD" w:sz="4"/>
+            </w:tcBorders>
+            <w:tcMar>
+              <w:top w:type="dxa" w:w="60"/>
+              <w:left w:type="dxa" w:w="90"/>
+              <w:bottom w:type="dxa" w:w="60"/>
+              <w:right w:type="dxa" w:w="90"/>
+            </w:tcMar>
+          </w:tcPr>
+          <w:p>
+            <w:r>
+              <w:rPr>
+                <w:rFonts w:ascii="Arial" w:cs="Arial" w:eastAsia="Arial" w:hAnsi="Arial"/>
+                <w:b w:val="false"/>
+                <w:bCs w:val="false"/>
+                <w:sz w:val="18"/>
+                <w:szCs w:val="18"/>
+              </w:rPr>
+              <w:t xml:space="preserve">New requirement</w:t>
+            </w:r>
+          </w:p>
+        </w:tc>
+        <w:tc>
+          <w:tcPr>
+            <w:tcW w:type="dxa" w:w="1000"/>
+            <w:tcBorders>
+              <w:top w:val="single" w:color="D0D6DD" w:sz="4"/>
+              <w:left w:val="single" w:color="D0D6DD" w:sz="4"/>
+              <w:bottom w:val="single" w:color="D0D6DD" w:sz="4"/>
+              <w:right w:val="single" w:color="D0D6DD" w:sz="4"/>
+            </w:tcBorders>
+            <w:tcMar>
+              <w:top w:type="dxa" w:w="60"/>
+              <w:left w:type="dxa" w:w="90"/>
+              <w:bottom w:type="dxa" w:w="60"/>
+              <w:right w:type="dxa" w:w="90"/>
+            </w:tcMar>
+          </w:tcPr>
+          <w:p>
+            <w:r>
+              <w:rPr>
+                <w:rFonts w:ascii="Arial" w:cs="Arial" w:eastAsia="Arial" w:hAnsi="Arial"/>
+                <w:b w:val="false"/>
+                <w:bCs w:val="false"/>
+                <w:sz w:val="18"/>
+                <w:szCs w:val="18"/>
+              </w:rPr>
+              <w:t xml:space="preserve">Product + Finance</w:t>
             </w:r>
           </w:p>
         </w:tc>
